--- a/content/artworks/tree-of-life/Description.docx
+++ b/content/artworks/tree-of-life/Description.docx
@@ -3,87 +3,223 @@
 <w:document xmlns:mc="http://schemas.openxmlformats.org/markup-compatibility/2006" xmlns:o="urn:schemas-microsoft-com:office:office" xmlns:r="http://schemas.openxmlformats.org/officeDocument/2006/relationships" xmlns:m="http://schemas.openxmlformats.org/officeDocument/2006/math" xmlns:v="urn:schemas-microsoft-com:vml" xmlns:wp="http://schemas.openxmlformats.org/drawingml/2006/wordprocessingDrawing" xmlns:w10="urn:schemas-microsoft-com:office:word" xmlns:w="http://schemas.openxmlformats.org/wordprocessingml/2006/main" xmlns:wne="http://schemas.microsoft.com/office/word/2006/wordml" xmlns:sl="http://schemas.openxmlformats.org/schemaLibrary/2006/main" xmlns:a="http://schemas.openxmlformats.org/drawingml/2006/main" xmlns:pic="http://schemas.openxmlformats.org/drawingml/2006/picture" xmlns:c="http://schemas.openxmlformats.org/drawingml/2006/chart" xmlns:lc="http://schemas.openxmlformats.org/drawingml/2006/lockedCanvas" xmlns:dgm="http://schemas.openxmlformats.org/drawingml/2006/diagram" xmlns:wps="http://schemas.microsoft.com/office/word/2010/wordprocessingShape" xmlns:wpg="http://schemas.microsoft.com/office/word/2010/wordprocessingGroup" xmlns:w14="http://schemas.microsoft.com/office/word/2010/wordml" xmlns:w15="http://schemas.microsoft.com/office/word/2012/wordml" xmlns:w16="http://schemas.microsoft.com/office/word/2018/wordml" xmlns:w16cex="http://schemas.microsoft.com/office/word/2018/wordml/cex" xmlns:w16cid="http://schemas.microsoft.com/office/word/2016/wordml/cid" xmlns="http://schemas.microsoft.com/office/tasks/2019/documenttasks" xmlns:cr="http://schemas.microsoft.com/office/comments/2020/reactions">
   <w:body>
     <w:p>
-      <w:r>
+      <w:pPr>
+        <w:spacing w:before="0" w:after="320"/>
+      </w:pPr>
+      <w:r>
+        <w:rPr>
+          <w:b/>
+          <w:color w:val="1D1B18"/>
+          <w:sz w:val="52"/>
+        </w:rPr>
         <w:t xml:space="preserve">Tree of Life</w:t>
       </w:r>
     </w:p>
     <w:p>
-      <w:r>
+      <w:pPr>
+        <w:spacing w:before="400" w:after="80"/>
+      </w:pPr>
+      <w:r>
+        <w:rPr>
+          <w:b/>
+          <w:color w:val="8A5A44"/>
+          <w:sz w:val="30"/>
+        </w:rPr>
         <w:t xml:space="preserve">Dimensions</w:t>
       </w:r>
     </w:p>
     <w:p>
-      <w:r>
+      <w:pPr>
+        <w:spacing w:before="0" w:after="120"/>
+      </w:pPr>
+      <w:r>
+        <w:rPr>
+          <w:b/>
+          <w:color w:val="B3261E"/>
+          <w:sz w:val="24"/>
+        </w:rPr>
         <w:t xml:space="preserve">[todo]</w:t>
       </w:r>
     </w:p>
     <w:p>
-      <w:r>
+      <w:pPr>
+        <w:spacing w:before="400" w:after="80"/>
+      </w:pPr>
+      <w:r>
+        <w:rPr>
+          <w:b/>
+          <w:color w:val="8A5A44"/>
+          <w:sz w:val="30"/>
+        </w:rPr>
         <w:t xml:space="preserve">Material</w:t>
       </w:r>
     </w:p>
     <w:p>
-      <w:r>
+      <w:pPr>
+        <w:spacing w:before="0" w:after="120"/>
+      </w:pPr>
+      <w:r>
+        <w:rPr>
+          <w:b/>
+          <w:color w:val="B3261E"/>
+          <w:sz w:val="24"/>
+        </w:rPr>
         <w:t xml:space="preserve">[todo]</w:t>
       </w:r>
     </w:p>
     <w:p>
-      <w:r>
+      <w:pPr>
+        <w:spacing w:before="400" w:after="80"/>
+      </w:pPr>
+      <w:r>
+        <w:rPr>
+          <w:b/>
+          <w:color w:val="8A5A44"/>
+          <w:sz w:val="30"/>
+        </w:rPr>
         <w:t xml:space="preserve">Discipline</w:t>
       </w:r>
     </w:p>
     <w:p>
-      <w:r>
+      <w:pPr>
+        <w:spacing w:before="0" w:after="160" w:line="276" w:lineRule="auto"/>
+      </w:pPr>
+      <w:r>
+        <w:rPr>
+          <w:b w:val="0"/>
+          <w:color w:val="1D1B18"/>
+          <w:sz w:val="24"/>
+        </w:rPr>
         <w:t xml:space="preserve">Ceramic</w:t>
       </w:r>
     </w:p>
     <w:p>
-      <w:r>
+      <w:pPr>
+        <w:spacing w:before="400" w:after="80"/>
+      </w:pPr>
+      <w:r>
+        <w:rPr>
+          <w:b/>
+          <w:color w:val="8A5A44"/>
+          <w:sz w:val="30"/>
+        </w:rPr>
         <w:t xml:space="preserve">Status</w:t>
       </w:r>
     </w:p>
     <w:p>
-      <w:r>
+      <w:pPr>
+        <w:spacing w:before="0" w:after="160" w:line="276" w:lineRule="auto"/>
+      </w:pPr>
+      <w:r>
+        <w:rPr>
+          <w:b w:val="0"/>
+          <w:color w:val="1D1B18"/>
+          <w:sz w:val="24"/>
+        </w:rPr>
         <w:t xml:space="preserve">Sold</w:t>
       </w:r>
     </w:p>
     <w:p>
-      <w:r>
+      <w:pPr>
+        <w:spacing w:before="400" w:after="80"/>
+      </w:pPr>
+      <w:r>
+        <w:rPr>
+          <w:b/>
+          <w:color w:val="8A5A44"/>
+          <w:sz w:val="30"/>
+        </w:rPr>
         <w:t xml:space="preserve">Short Description</w:t>
       </w:r>
     </w:p>
     <w:p>
-      <w:r>
+      <w:pPr>
+        <w:spacing w:before="0" w:after="160" w:line="276" w:lineRule="auto"/>
+      </w:pPr>
+      <w:r>
+        <w:rPr>
+          <w:b w:val="0"/>
+          <w:color w:val="1D1B18"/>
+          <w:sz w:val="24"/>
+        </w:rPr>
         <w:t xml:space="preserve">A colorful Tree of Life honoring every chapter of the journey.</w:t>
       </w:r>
     </w:p>
     <w:p>
-      <w:r>
+      <w:pPr>
+        <w:spacing w:before="400" w:after="80"/>
+      </w:pPr>
+      <w:r>
+        <w:rPr>
+          <w:b/>
+          <w:color w:val="8A5A44"/>
+          <w:sz w:val="30"/>
+        </w:rPr>
         <w:t xml:space="preserve">One liner</w:t>
       </w:r>
     </w:p>
     <w:p>
-      <w:r>
+      <w:pPr>
+        <w:spacing w:before="0" w:after="120"/>
+      </w:pPr>
+      <w:r>
+        <w:rPr>
+          <w:b/>
+          <w:color w:val="B3261E"/>
+          <w:sz w:val="24"/>
+        </w:rPr>
         <w:t xml:space="preserve">[todo]</w:t>
       </w:r>
     </w:p>
     <w:p>
-      <w:r>
+      <w:pPr>
+        <w:spacing w:before="400" w:after="80"/>
+      </w:pPr>
+      <w:r>
+        <w:rPr>
+          <w:b/>
+          <w:color w:val="8A5A44"/>
+          <w:sz w:val="30"/>
+        </w:rPr>
         <w:t xml:space="preserve">Long Description</w:t>
       </w:r>
     </w:p>
     <w:p>
-      <w:r>
+      <w:pPr>
+        <w:spacing w:before="0" w:after="120"/>
+      </w:pPr>
+      <w:r>
+        <w:rPr>
+          <w:b/>
+          <w:color w:val="B3261E"/>
+          <w:sz w:val="24"/>
+        </w:rPr>
         <w:t xml:space="preserve">[todo]</w:t>
       </w:r>
     </w:p>
     <w:p>
-      <w:r>
+      <w:pPr>
+        <w:spacing w:before="400" w:after="80"/>
+      </w:pPr>
+      <w:r>
+        <w:rPr>
+          <w:b/>
+          <w:color w:val="8A5A44"/>
+          <w:sz w:val="30"/>
+        </w:rPr>
         <w:t xml:space="preserve">Year</w:t>
       </w:r>
     </w:p>
     <w:p>
-      <w:r>
+      <w:pPr>
+        <w:spacing w:before="0" w:after="120"/>
+      </w:pPr>
+      <w:r>
+        <w:rPr>
+          <w:b/>
+          <w:color w:val="B3261E"/>
+          <w:sz w:val="24"/>
+        </w:rPr>
         <w:t xml:space="preserve">[todo]</w:t>
       </w:r>
     </w:p>

--- a/content/artworks/tree-of-life/Description.docx
+++ b/content/artworks/tree-of-life/Description.docx
@@ -4,225 +4,378 @@
   <w:body>
     <w:p>
       <w:pPr>
-        <w:spacing w:before="0" w:after="320"/>
-      </w:pPr>
-      <w:r>
-        <w:rPr>
-          <w:b/>
-          <w:color w:val="1D1B18"/>
+        <w:spacing w:after="320" w:before="0" w:lineRule="auto"/>
+        <w:rPr/>
+      </w:pPr>
+      <w:r>
+        <w:rPr>
+          <w:b w:val="1"/>
+          <w:bCs w:val="1"/>
+          <w:color w:val="1d1b18"/>
           <w:sz w:val="52"/>
+          <w:szCs w:val="52"/>
+          <w:rtl w:val="0"/>
         </w:rPr>
         <w:t xml:space="preserve">Tree of Life</w:t>
       </w:r>
-    </w:p>
-    <w:p>
-      <w:pPr>
-        <w:spacing w:before="400" w:after="80"/>
-      </w:pPr>
-      <w:r>
-        <w:rPr>
-          <w:b/>
-          <w:color w:val="8A5A44"/>
+      <w:r>
+        <w:rPr>
+          <w:rtl w:val="0"/>
+        </w:rPr>
+      </w:r>
+    </w:p>
+    <w:p>
+      <w:pPr>
+        <w:spacing w:after="80" w:before="400" w:lineRule="auto"/>
+        <w:rPr/>
+      </w:pPr>
+      <w:r>
+        <w:rPr>
+          <w:b w:val="1"/>
+          <w:bCs w:val="1"/>
+          <w:color w:val="8a5a44"/>
           <w:sz w:val="30"/>
+          <w:szCs w:val="30"/>
+          <w:rtl w:val="0"/>
         </w:rPr>
         <w:t xml:space="preserve">Dimensions</w:t>
       </w:r>
-    </w:p>
-    <w:p>
-      <w:pPr>
-        <w:spacing w:before="0" w:after="120"/>
-      </w:pPr>
-      <w:r>
-        <w:rPr>
-          <w:b/>
-          <w:color w:val="B3261E"/>
+      <w:r>
+        <w:rPr>
+          <w:rtl w:val="0"/>
+        </w:rPr>
+      </w:r>
+    </w:p>
+    <w:p>
+      <w:pPr>
+        <w:spacing w:after="120" w:before="0" w:lineRule="auto"/>
+        <w:rPr/>
+      </w:pPr>
+      <w:r>
+        <w:rPr>
+          <w:rtl w:val="0"/>
+        </w:rPr>
+        <w:t xml:space="preserve">48” width × 96” height × 3” depth </w:t>
+      </w:r>
+      <w:r>
+        <w:rPr>
+          <w:rtl w:val="0"/>
+        </w:rPr>
+      </w:r>
+    </w:p>
+    <w:p>
+      <w:pPr>
+        <w:spacing w:after="80" w:before="400" w:lineRule="auto"/>
+        <w:rPr/>
+      </w:pPr>
+      <w:r>
+        <w:rPr>
+          <w:b w:val="1"/>
+          <w:bCs w:val="1"/>
+          <w:color w:val="8a5a44"/>
+          <w:sz w:val="30"/>
+          <w:szCs w:val="30"/>
+          <w:rtl w:val="0"/>
+        </w:rPr>
+        <w:t xml:space="preserve">Material</w:t>
+      </w:r>
+      <w:r>
+        <w:rPr>
+          <w:rtl w:val="0"/>
+        </w:rPr>
+      </w:r>
+    </w:p>
+    <w:p>
+      <w:pPr>
+        <w:spacing w:after="120" w:before="0" w:lineRule="auto"/>
+        <w:rPr/>
+      </w:pPr>
+      <w:r>
+        <w:rPr>
+          <w:b w:val="1"/>
+          <w:bCs w:val="1"/>
+          <w:color w:val="b3261e"/>
           <w:sz w:val="24"/>
+          <w:szCs w:val="24"/>
+          <w:rtl w:val="0"/>
+        </w:rPr>
+        <w:t xml:space="preserve">Ceramic Acrylic 3D painting </w:t>
+      </w:r>
+      <w:r>
+        <w:rPr>
+          <w:rtl w:val="0"/>
+        </w:rPr>
+      </w:r>
+    </w:p>
+    <w:p>
+      <w:pPr>
+        <w:spacing w:after="80" w:before="400" w:lineRule="auto"/>
+        <w:rPr/>
+      </w:pPr>
+      <w:r>
+        <w:rPr>
+          <w:b w:val="1"/>
+          <w:bCs w:val="1"/>
+          <w:color w:val="8a5a44"/>
+          <w:sz w:val="30"/>
+          <w:szCs w:val="30"/>
+          <w:rtl w:val="0"/>
+        </w:rPr>
+        <w:t xml:space="preserve">Discipline</w:t>
+      </w:r>
+      <w:r>
+        <w:rPr>
+          <w:rtl w:val="0"/>
+        </w:rPr>
+      </w:r>
+    </w:p>
+    <w:p>
+      <w:pPr>
+        <w:spacing w:after="160" w:before="0" w:line="276" w:lineRule="auto"/>
+        <w:rPr/>
+      </w:pPr>
+      <w:r>
+        <w:rPr>
+          <w:b w:val="0"/>
+          <w:bCs w:val="0"/>
+          <w:color w:val="1d1b18"/>
+          <w:sz w:val="24"/>
+          <w:szCs w:val="24"/>
+          <w:rtl w:val="0"/>
+        </w:rPr>
+        <w:t xml:space="preserve">Ceramic</w:t>
+      </w:r>
+      <w:r>
+        <w:rPr>
+          <w:rtl w:val="0"/>
+        </w:rPr>
+      </w:r>
+    </w:p>
+    <w:p>
+      <w:pPr>
+        <w:spacing w:after="80" w:before="400" w:lineRule="auto"/>
+        <w:rPr/>
+      </w:pPr>
+      <w:r>
+        <w:rPr>
+          <w:b w:val="1"/>
+          <w:bCs w:val="1"/>
+          <w:color w:val="8a5a44"/>
+          <w:sz w:val="30"/>
+          <w:szCs w:val="30"/>
+          <w:rtl w:val="0"/>
+        </w:rPr>
+        <w:t xml:space="preserve">Status</w:t>
+      </w:r>
+      <w:r>
+        <w:rPr>
+          <w:rtl w:val="0"/>
+        </w:rPr>
+      </w:r>
+    </w:p>
+    <w:p>
+      <w:pPr>
+        <w:spacing w:after="160" w:before="0" w:line="276" w:lineRule="auto"/>
+        <w:rPr/>
+      </w:pPr>
+      <w:r>
+        <w:rPr>
+          <w:b w:val="0"/>
+          <w:bCs w:val="0"/>
+          <w:color w:val="1d1b18"/>
+          <w:sz w:val="24"/>
+          <w:szCs w:val="24"/>
+          <w:rtl w:val="0"/>
+        </w:rPr>
+        <w:t xml:space="preserve">Sold</w:t>
+      </w:r>
+      <w:r>
+        <w:rPr>
+          <w:rtl w:val="0"/>
+        </w:rPr>
+      </w:r>
+    </w:p>
+    <w:p>
+      <w:pPr>
+        <w:spacing w:after="80" w:before="400" w:lineRule="auto"/>
+        <w:rPr/>
+      </w:pPr>
+      <w:r>
+        <w:rPr>
+          <w:b w:val="1"/>
+          <w:bCs w:val="1"/>
+          <w:color w:val="8a5a44"/>
+          <w:sz w:val="30"/>
+          <w:szCs w:val="30"/>
+          <w:rtl w:val="0"/>
+        </w:rPr>
+        <w:t xml:space="preserve">Short Description</w:t>
+      </w:r>
+      <w:r>
+        <w:rPr>
+          <w:rtl w:val="0"/>
+        </w:rPr>
+      </w:r>
+    </w:p>
+    <w:p>
+      <w:pPr>
+        <w:spacing w:after="160" w:before="0" w:line="276" w:lineRule="auto"/>
+        <w:rPr/>
+      </w:pPr>
+      <w:r>
+        <w:rPr>
+          <w:b w:val="0"/>
+          <w:bCs w:val="0"/>
+          <w:color w:val="1d1b18"/>
+          <w:sz w:val="24"/>
+          <w:szCs w:val="24"/>
+          <w:rtl w:val="0"/>
+        </w:rPr>
+        <w:t xml:space="preserve">A colorful Tree of Life honoring every chapter of the journey.</w:t>
+      </w:r>
+      <w:r>
+        <w:rPr>
+          <w:rtl w:val="0"/>
+        </w:rPr>
+      </w:r>
+    </w:p>
+    <w:p>
+      <w:pPr>
+        <w:spacing w:after="80" w:before="400" w:lineRule="auto"/>
+        <w:rPr/>
+      </w:pPr>
+      <w:r>
+        <w:rPr>
+          <w:b w:val="1"/>
+          <w:bCs w:val="1"/>
+          <w:color w:val="8a5a44"/>
+          <w:sz w:val="30"/>
+          <w:szCs w:val="30"/>
+          <w:rtl w:val="0"/>
+        </w:rPr>
+        <w:t xml:space="preserve">One liner</w:t>
+      </w:r>
+      <w:r>
+        <w:rPr>
+          <w:rtl w:val="0"/>
+        </w:rPr>
+      </w:r>
+    </w:p>
+    <w:p>
+      <w:pPr>
+        <w:spacing w:after="120" w:before="0" w:lineRule="auto"/>
+        <w:rPr/>
+      </w:pPr>
+      <w:r>
+        <w:rPr>
+          <w:b w:val="1"/>
+          <w:bCs w:val="1"/>
+          <w:color w:val="b3261e"/>
+          <w:sz w:val="24"/>
+          <w:szCs w:val="24"/>
+          <w:rtl w:val="0"/>
         </w:rPr>
         <w:t xml:space="preserve">[todo]</w:t>
       </w:r>
-    </w:p>
-    <w:p>
-      <w:pPr>
-        <w:spacing w:before="400" w:after="80"/>
-      </w:pPr>
-      <w:r>
-        <w:rPr>
-          <w:b/>
-          <w:color w:val="8A5A44"/>
+      <w:r>
+        <w:rPr>
+          <w:rtl w:val="0"/>
+        </w:rPr>
+      </w:r>
+    </w:p>
+    <w:p>
+      <w:pPr>
+        <w:spacing w:after="80" w:before="400" w:lineRule="auto"/>
+        <w:rPr/>
+      </w:pPr>
+      <w:r>
+        <w:rPr>
+          <w:b w:val="1"/>
+          <w:bCs w:val="1"/>
+          <w:color w:val="8a5a44"/>
           <w:sz w:val="30"/>
-        </w:rPr>
-        <w:t xml:space="preserve">Material</w:t>
-      </w:r>
-    </w:p>
-    <w:p>
-      <w:pPr>
-        <w:spacing w:before="0" w:after="120"/>
-      </w:pPr>
-      <w:r>
-        <w:rPr>
-          <w:b/>
-          <w:color w:val="B3261E"/>
+          <w:szCs w:val="30"/>
+          <w:rtl w:val="0"/>
+        </w:rPr>
+        <w:t xml:space="preserve">Long Description</w:t>
+      </w:r>
+      <w:r>
+        <w:rPr>
+          <w:rtl w:val="0"/>
+        </w:rPr>
+      </w:r>
+    </w:p>
+    <w:p>
+      <w:pPr>
+        <w:spacing w:after="120" w:before="0" w:lineRule="auto"/>
+        <w:rPr/>
+      </w:pPr>
+      <w:r>
+        <w:rPr>
+          <w:b w:val="1"/>
+          <w:bCs w:val="1"/>
+          <w:color w:val="b3261e"/>
           <w:sz w:val="24"/>
+          <w:szCs w:val="24"/>
+          <w:rtl w:val="0"/>
         </w:rPr>
         <w:t xml:space="preserve">[todo]</w:t>
       </w:r>
-    </w:p>
-    <w:p>
-      <w:pPr>
-        <w:spacing w:before="400" w:after="80"/>
-      </w:pPr>
-      <w:r>
-        <w:rPr>
-          <w:b/>
-          <w:color w:val="8A5A44"/>
+      <w:r>
+        <w:rPr>
+          <w:rtl w:val="0"/>
+        </w:rPr>
+      </w:r>
+    </w:p>
+    <w:p>
+      <w:pPr>
+        <w:spacing w:after="80" w:before="400" w:lineRule="auto"/>
+        <w:rPr/>
+      </w:pPr>
+      <w:r>
+        <w:rPr>
+          <w:b w:val="1"/>
+          <w:bCs w:val="1"/>
+          <w:color w:val="8a5a44"/>
           <w:sz w:val="30"/>
-        </w:rPr>
-        <w:t xml:space="preserve">Discipline</w:t>
-      </w:r>
-    </w:p>
-    <w:p>
-      <w:pPr>
-        <w:spacing w:before="0" w:after="160" w:line="276" w:lineRule="auto"/>
-      </w:pPr>
-      <w:r>
-        <w:rPr>
-          <w:b w:val="0"/>
-          <w:color w:val="1D1B18"/>
+          <w:szCs w:val="30"/>
+          <w:rtl w:val="0"/>
+        </w:rPr>
+        <w:t xml:space="preserve">Year</w:t>
+      </w:r>
+      <w:r>
+        <w:rPr>
+          <w:rtl w:val="0"/>
+        </w:rPr>
+      </w:r>
+    </w:p>
+    <w:p>
+      <w:pPr>
+        <w:spacing w:after="120" w:before="0" w:lineRule="auto"/>
+        <w:rPr/>
+      </w:pPr>
+      <w:r>
+        <w:rPr>
+          <w:b w:val="1"/>
+          <w:bCs w:val="1"/>
+          <w:color w:val="b3261e"/>
           <w:sz w:val="24"/>
-        </w:rPr>
-        <w:t xml:space="preserve">Ceramic</w:t>
-      </w:r>
-    </w:p>
-    <w:p>
-      <w:pPr>
-        <w:spacing w:before="400" w:after="80"/>
-      </w:pPr>
-      <w:r>
-        <w:rPr>
-          <w:b/>
-          <w:color w:val="8A5A44"/>
-          <w:sz w:val="30"/>
-        </w:rPr>
-        <w:t xml:space="preserve">Status</w:t>
-      </w:r>
-    </w:p>
-    <w:p>
-      <w:pPr>
-        <w:spacing w:before="0" w:after="160" w:line="276" w:lineRule="auto"/>
-      </w:pPr>
-      <w:r>
-        <w:rPr>
-          <w:b w:val="0"/>
-          <w:color w:val="1D1B18"/>
-          <w:sz w:val="24"/>
-        </w:rPr>
-        <w:t xml:space="preserve">Sold</w:t>
-      </w:r>
-    </w:p>
-    <w:p>
-      <w:pPr>
-        <w:spacing w:before="400" w:after="80"/>
-      </w:pPr>
-      <w:r>
-        <w:rPr>
-          <w:b/>
-          <w:color w:val="8A5A44"/>
-          <w:sz w:val="30"/>
-        </w:rPr>
-        <w:t xml:space="preserve">Short Description</w:t>
-      </w:r>
-    </w:p>
-    <w:p>
-      <w:pPr>
-        <w:spacing w:before="0" w:after="160" w:line="276" w:lineRule="auto"/>
-      </w:pPr>
-      <w:r>
-        <w:rPr>
-          <w:b w:val="0"/>
-          <w:color w:val="1D1B18"/>
-          <w:sz w:val="24"/>
-        </w:rPr>
-        <w:t xml:space="preserve">A colorful Tree of Life honoring every chapter of the journey.</w:t>
-      </w:r>
-    </w:p>
-    <w:p>
-      <w:pPr>
-        <w:spacing w:before="400" w:after="80"/>
-      </w:pPr>
-      <w:r>
-        <w:rPr>
-          <w:b/>
-          <w:color w:val="8A5A44"/>
-          <w:sz w:val="30"/>
-        </w:rPr>
-        <w:t xml:space="preserve">One liner</w:t>
-      </w:r>
-    </w:p>
-    <w:p>
-      <w:pPr>
-        <w:spacing w:before="0" w:after="120"/>
-      </w:pPr>
-      <w:r>
-        <w:rPr>
-          <w:b/>
-          <w:color w:val="B3261E"/>
-          <w:sz w:val="24"/>
-        </w:rPr>
-        <w:t xml:space="preserve">[todo]</w:t>
-      </w:r>
-    </w:p>
-    <w:p>
-      <w:pPr>
-        <w:spacing w:before="400" w:after="80"/>
-      </w:pPr>
-      <w:r>
-        <w:rPr>
-          <w:b/>
-          <w:color w:val="8A5A44"/>
-          <w:sz w:val="30"/>
-        </w:rPr>
-        <w:t xml:space="preserve">Long Description</w:t>
-      </w:r>
-    </w:p>
-    <w:p>
-      <w:pPr>
-        <w:spacing w:before="0" w:after="120"/>
-      </w:pPr>
-      <w:r>
-        <w:rPr>
-          <w:b/>
-          <w:color w:val="B3261E"/>
-          <w:sz w:val="24"/>
-        </w:rPr>
-        <w:t xml:space="preserve">[todo]</w:t>
-      </w:r>
-    </w:p>
-    <w:p>
-      <w:pPr>
-        <w:spacing w:before="400" w:after="80"/>
-      </w:pPr>
-      <w:r>
-        <w:rPr>
-          <w:b/>
-          <w:color w:val="8A5A44"/>
-          <w:sz w:val="30"/>
-        </w:rPr>
-        <w:t xml:space="preserve">Year</w:t>
-      </w:r>
-    </w:p>
-    <w:p>
-      <w:pPr>
-        <w:spacing w:before="0" w:after="120"/>
-      </w:pPr>
-      <w:r>
-        <w:rPr>
-          <w:b/>
-          <w:color w:val="B3261E"/>
-          <w:sz w:val="24"/>
-        </w:rPr>
-        <w:t xml:space="preserve">[todo]</w:t>
-      </w:r>
-    </w:p>
+          <w:szCs w:val="24"/>
+          <w:rtl w:val="0"/>
+        </w:rPr>
+        <w:t xml:space="preserve">2023</w:t>
+      </w:r>
+      <w:r>
+        <w:rPr>
+          <w:rtl w:val="0"/>
+        </w:rPr>
+      </w:r>
+    </w:p>
+    <w:sectPr>
+      <w:pgSz w:h="15840" w:w="12240" w:orient="portrait"/>
+      <w:pgMar w:bottom="1440" w:top="1440" w:left="1440" w:right="1440" w:header="360" w:footer="360"/>
+      <w:pgNumType w:start="1"/>
+    </w:sectPr>
   </w:body>
 </w:document>
 </file>
@@ -376,6 +529,20 @@
       <w:sz w:val="52"/>
       <w:szCs w:val="52"/>
     </w:rPr>
+  </w:style>
+  <w:style w:type="table" w:styleId="TableNormal" w:default="1">
+    <w:name w:val="TableNormal"/>
+    <w:tblPr>
+      <w:tblCellMar>
+        <w:top w:w="100.0" w:type="dxa"/>
+        <w:left w:w="100.0" w:type="dxa"/>
+        <w:bottom w:w="100.0" w:type="dxa"/>
+        <w:right w:w="100.0" w:type="dxa"/>
+      </w:tblCellMar>
+    </w:tblPr>
+  </w:style>
+  <w:style w:type="paragraph" w:styleId="Normal" w:default="1">
+    <w:name w:val="normal"/>
   </w:style>
   <w:style w:type="paragraph" w:styleId="Subtitle">
     <w:name w:val="Subtitle"/>
@@ -717,4 +884,19 @@
   </a:objectDefaults>
   <a:extraClrSchemeLst/>
 </a:theme>
+</file>
+
+<file path=customXML/item1.xml><?xml version="1.0" encoding="utf-8"?>
+<go:gDocsCustomXmlDataStorage xmlns:go="http://customooxmlschemas.google.com/" xmlns:r="http://schemas.openxmlformats.org/officeDocument/2006/relationships" uri="GoogleDocsCustomDataVersion2">
+  <go:docsCustomData xmlns:go="http://customooxmlschemas.google.com/" roundtripDataSignature="AMtx7mgAwjqfUlFd7qZ8OxmjENRFtiVL/g==">CgMxLjA4AHIhMUJmZXRoaWRDUzNzX1JOOTlDMDJ3Z25weEQ5WlVHX3Rm</go:docsCustomData>
+</go:gDocsCustomXmlDataStorage>
+</file>
+
+<file path=customXML/itemProps1.xml><?xml version="1.0" encoding="utf-8"?>
+<ds:datastoreItem xmlns:ds="http://schemas.openxmlformats.org/officeDocument/2006/customXml" ds:itemID="{11111111-1234-1234-1234-123412341234}">
+  <ds:schemaRefs>
+    <ds:schemaRef ds:uri="http://schemas.openxmlformats.org/officeDocument/2006/relationships"/>
+    <ds:schemaRef ds:uri="http://customooxmlschemas.google.com/"/>
+  </ds:schemaRefs>
+</ds:datastoreItem>
 </file>